--- a/output/energy_policy_lockin_0901/manuscript_text_revision_20260908/manuscript_text_revised_2026-09-08.docx
+++ b/output/energy_policy_lockin_0901/manuscript_text_revision_20260908/manuscript_text_revised_2026-09-08.docx
@@ -2316,6 +2316,9 @@
                 <w:color w:val="0D0D0D" w:themeColor="text1" w:themeTint="F2"/>
               </w:rPr>
               <w:t>ify a policy effect.</w:t>
+            </w:r>
+            <w:r>
+              <w:t xml:space="preserve"> Both panels use the end-of-reported-year annual-time convention: a retirement reported in year R is placed at R+1, while Cox event periods are assigned by reported retirement year.</w:t>
             </w:r>
           </w:p>
         </w:tc>
